--- a/docs/quests/Quest-05-Island-Visit.docx
+++ b/docs/quests/Quest-05-Island-Visit.docx
@@ -1168,60 +1168,39 @@
                   </w:r>
                 </w:p>
                 <w:p>
-                  <w:pPr>
-                    <w:spacing w:after="40" w:before="0"/>
-                    <w:jc w:val="center"/>
-                  </w:pPr>
                   <w:r>
-                    <w:rPr>
-                      <w:rFonts w:ascii="Arial" w:cs="Arial" w:eastAsia="Arial" w:hAnsi="Arial"/>
-                      <w:b/>
-                      <w:bCs/>
-                      <w:i/>
-                      <w:iCs/>
-                      <w:color w:val="8A8F98"/>
-                      <w:sz w:val="18"/>
-                      <w:szCs w:val="18"/>
-                    </w:rPr>
-                    <w:t>lucia.png</w:t>
-                  </w:r>
-                </w:p>
-                <w:p>
-                  <w:pPr>
-                    <w:spacing w:after="40" w:before="0"/>
-                    <w:jc w:val="center"/>
-                  </w:pPr>
-                  <w:r>
-                    <w:rPr>
-                      <w:rFonts w:ascii="Arial" w:cs="Arial" w:eastAsia="Arial" w:hAnsi="Arial"/>
-                      <w:b/>
-                      <w:bCs/>
-                      <w:i/>
-                      <w:iCs/>
-                      <w:color w:val="8A8F98"/>
-                      <w:sz w:val="18"/>
-                      <w:szCs w:val="18"/>
-                    </w:rPr>
-                    <w:t>square PNG, about 512 px</w:t>
-                  </w:r>
-                </w:p>
-                <w:p>
-                  <w:pPr>
-                    <w:spacing w:after="40" w:before="0"/>
-                    <w:jc w:val="center"/>
-                  </w:pPr>
-                  <w:r>
-                    <w:rPr>
-                      <w:rFonts w:ascii="Arial" w:cs="Arial" w:eastAsia="Arial" w:hAnsi="Arial"/>
-                      <w:b/>
-                      <w:bCs/>
-                      <w:i/>
-                      <w:iCs/>
-                      <w:color w:val="8A8F98"/>
-                      <w:sz w:val="18"/>
-                      <w:szCs w:val="18"/>
-                    </w:rPr>
-                    <w:t>head and shoulders</w:t>
+                    <w:drawing>
+                      <wp:inline xmlns:a="http://schemas.openxmlformats.org/drawingml/2006/main" xmlns:pic="http://schemas.openxmlformats.org/drawingml/2006/picture">
+                        <wp:extent cx="936000" cy="936000"/>
+                        <wp:docPr id="1" name="Picture 1"/>
+                        <wp:cNvGraphicFramePr>
+                          <a:graphicFrameLocks noChangeAspect="1"/>
+                        </wp:cNvGraphicFramePr>
+                        <a:graphic>
+                          <a:graphicData uri="http://schemas.openxmlformats.org/drawingml/2006/picture">
+                            <pic:pic>
+                              <pic:nvPicPr>
+                                <pic:cNvPr id="0" name="_lucia-calm.png"/>
+                                <pic:cNvPicPr/>
+                              </pic:nvPicPr>
+                              <pic:blipFill>
+                                <a:blip r:embed="rId9"/>
+                                <a:stretch>
+                                  <a:fillRect/>
+                                </a:stretch>
+                              </pic:blipFill>
+                              <pic:spPr>
+                                <a:xfrm>
+                                  <a:off x="0" y="0"/>
+                                  <a:ext cx="936000" cy="936000"/>
+                                </a:xfrm>
+                                <a:prstGeom prst="rect"/>
+                              </pic:spPr>
+                            </pic:pic>
+                          </a:graphicData>
+                        </a:graphic>
+                      </wp:inline>
+                    </w:drawing>
                   </w:r>
                 </w:p>
               </w:tc>
@@ -1731,7 +1710,7 @@
                       <w:sz w:val="18"/>
                       <w:szCs w:val="18"/>
                     </w:rPr>
-                    <w:t>lucia.png</w:t>
+                    <w:t>lucia-calm.png</w:t>
                   </w:r>
                 </w:p>
               </w:tc>
@@ -1938,60 +1917,39 @@
                   </w:r>
                 </w:p>
                 <w:p>
-                  <w:pPr>
-                    <w:spacing w:after="40" w:before="0"/>
-                    <w:jc w:val="center"/>
-                  </w:pPr>
                   <w:r>
-                    <w:rPr>
-                      <w:rFonts w:ascii="Arial" w:cs="Arial" w:eastAsia="Arial" w:hAnsi="Arial"/>
-                      <w:b/>
-                      <w:bCs/>
-                      <w:i/>
-                      <w:iCs/>
-                      <w:color w:val="8A8F98"/>
-                      <w:sz w:val="18"/>
-                      <w:szCs w:val="18"/>
-                    </w:rPr>
-                    <w:t>guard.png</w:t>
-                  </w:r>
-                </w:p>
-                <w:p>
-                  <w:pPr>
-                    <w:spacing w:after="40" w:before="0"/>
-                    <w:jc w:val="center"/>
-                  </w:pPr>
-                  <w:r>
-                    <w:rPr>
-                      <w:rFonts w:ascii="Arial" w:cs="Arial" w:eastAsia="Arial" w:hAnsi="Arial"/>
-                      <w:b/>
-                      <w:bCs/>
-                      <w:i/>
-                      <w:iCs/>
-                      <w:color w:val="8A8F98"/>
-                      <w:sz w:val="18"/>
-                      <w:szCs w:val="18"/>
-                    </w:rPr>
-                    <w:t>square PNG, about 512 px</w:t>
-                  </w:r>
-                </w:p>
-                <w:p>
-                  <w:pPr>
-                    <w:spacing w:after="40" w:before="0"/>
-                    <w:jc w:val="center"/>
-                  </w:pPr>
-                  <w:r>
-                    <w:rPr>
-                      <w:rFonts w:ascii="Arial" w:cs="Arial" w:eastAsia="Arial" w:hAnsi="Arial"/>
-                      <w:b/>
-                      <w:bCs/>
-                      <w:i/>
-                      <w:iCs/>
-                      <w:color w:val="8A8F98"/>
-                      <w:sz w:val="18"/>
-                      <w:szCs w:val="18"/>
-                    </w:rPr>
-                    <w:t>head and shoulders</w:t>
+                    <w:drawing>
+                      <wp:inline xmlns:a="http://schemas.openxmlformats.org/drawingml/2006/main" xmlns:pic="http://schemas.openxmlformats.org/drawingml/2006/picture">
+                        <wp:extent cx="936000" cy="936000"/>
+                        <wp:docPr id="2" name="Picture 2"/>
+                        <wp:cNvGraphicFramePr>
+                          <a:graphicFrameLocks noChangeAspect="1"/>
+                        </wp:cNvGraphicFramePr>
+                        <a:graphic>
+                          <a:graphicData uri="http://schemas.openxmlformats.org/drawingml/2006/picture">
+                            <pic:pic>
+                              <pic:nvPicPr>
+                                <pic:cNvPr id="0" name="_guard-calm.png"/>
+                                <pic:cNvPicPr/>
+                              </pic:nvPicPr>
+                              <pic:blipFill>
+                                <a:blip r:embed="rId10"/>
+                                <a:stretch>
+                                  <a:fillRect/>
+                                </a:stretch>
+                              </pic:blipFill>
+                              <pic:spPr>
+                                <a:xfrm>
+                                  <a:off x="0" y="0"/>
+                                  <a:ext cx="936000" cy="936000"/>
+                                </a:xfrm>
+                                <a:prstGeom prst="rect"/>
+                              </pic:spPr>
+                            </pic:pic>
+                          </a:graphicData>
+                        </a:graphic>
+                      </wp:inline>
+                    </w:drawing>
                   </w:r>
                 </w:p>
               </w:tc>
@@ -2501,7 +2459,7 @@
                       <w:sz w:val="18"/>
                       <w:szCs w:val="18"/>
                     </w:rPr>
-                    <w:t>guard.png</w:t>
+                    <w:t>guard-calm.png</w:t>
                   </w:r>
                 </w:p>
               </w:tc>
@@ -2708,60 +2666,39 @@
                   </w:r>
                 </w:p>
                 <w:p>
-                  <w:pPr>
-                    <w:spacing w:after="40" w:before="0"/>
-                    <w:jc w:val="center"/>
-                  </w:pPr>
                   <w:r>
-                    <w:rPr>
-                      <w:rFonts w:ascii="Arial" w:cs="Arial" w:eastAsia="Arial" w:hAnsi="Arial"/>
-                      <w:b/>
-                      <w:bCs/>
-                      <w:i/>
-                      <w:iCs/>
-                      <w:color w:val="8A8F98"/>
-                      <w:sz w:val="18"/>
-                      <w:szCs w:val="18"/>
-                    </w:rPr>
-                    <w:t>ivo.png</w:t>
-                  </w:r>
-                </w:p>
-                <w:p>
-                  <w:pPr>
-                    <w:spacing w:after="40" w:before="0"/>
-                    <w:jc w:val="center"/>
-                  </w:pPr>
-                  <w:r>
-                    <w:rPr>
-                      <w:rFonts w:ascii="Arial" w:cs="Arial" w:eastAsia="Arial" w:hAnsi="Arial"/>
-                      <w:b/>
-                      <w:bCs/>
-                      <w:i/>
-                      <w:iCs/>
-                      <w:color w:val="8A8F98"/>
-                      <w:sz w:val="18"/>
-                      <w:szCs w:val="18"/>
-                    </w:rPr>
-                    <w:t>square PNG, about 512 px</w:t>
-                  </w:r>
-                </w:p>
-                <w:p>
-                  <w:pPr>
-                    <w:spacing w:after="40" w:before="0"/>
-                    <w:jc w:val="center"/>
-                  </w:pPr>
-                  <w:r>
-                    <w:rPr>
-                      <w:rFonts w:ascii="Arial" w:cs="Arial" w:eastAsia="Arial" w:hAnsi="Arial"/>
-                      <w:b/>
-                      <w:bCs/>
-                      <w:i/>
-                      <w:iCs/>
-                      <w:color w:val="8A8F98"/>
-                      <w:sz w:val="18"/>
-                      <w:szCs w:val="18"/>
-                    </w:rPr>
-                    <w:t>head and shoulders</w:t>
+                    <w:drawing>
+                      <wp:inline xmlns:a="http://schemas.openxmlformats.org/drawingml/2006/main" xmlns:pic="http://schemas.openxmlformats.org/drawingml/2006/picture">
+                        <wp:extent cx="936000" cy="936000"/>
+                        <wp:docPr id="3" name="Picture 3"/>
+                        <wp:cNvGraphicFramePr>
+                          <a:graphicFrameLocks noChangeAspect="1"/>
+                        </wp:cNvGraphicFramePr>
+                        <a:graphic>
+                          <a:graphicData uri="http://schemas.openxmlformats.org/drawingml/2006/picture">
+                            <pic:pic>
+                              <pic:nvPicPr>
+                                <pic:cNvPr id="0" name="_ivo-calm.png"/>
+                                <pic:cNvPicPr/>
+                              </pic:nvPicPr>
+                              <pic:blipFill>
+                                <a:blip r:embed="rId11"/>
+                                <a:stretch>
+                                  <a:fillRect/>
+                                </a:stretch>
+                              </pic:blipFill>
+                              <pic:spPr>
+                                <a:xfrm>
+                                  <a:off x="0" y="0"/>
+                                  <a:ext cx="936000" cy="936000"/>
+                                </a:xfrm>
+                                <a:prstGeom prst="rect"/>
+                              </pic:spPr>
+                            </pic:pic>
+                          </a:graphicData>
+                        </a:graphic>
+                      </wp:inline>
+                    </w:drawing>
                   </w:r>
                 </w:p>
               </w:tc>
@@ -3271,7 +3208,7 @@
                       <w:sz w:val="18"/>
                       <w:szCs w:val="18"/>
                     </w:rPr>
-                    <w:t>ivo.png</w:t>
+                    <w:t>ivo-calm.png</w:t>
                   </w:r>
                 </w:p>
               </w:tc>
@@ -3478,60 +3415,39 @@
                   </w:r>
                 </w:p>
                 <w:p>
-                  <w:pPr>
-                    <w:spacing w:after="40" w:before="0"/>
-                    <w:jc w:val="center"/>
-                  </w:pPr>
                   <w:r>
-                    <w:rPr>
-                      <w:rFonts w:ascii="Arial" w:cs="Arial" w:eastAsia="Arial" w:hAnsi="Arial"/>
-                      <w:b/>
-                      <w:bCs/>
-                      <w:i/>
-                      <w:iCs/>
-                      <w:color w:val="8A8F98"/>
-                      <w:sz w:val="18"/>
-                      <w:szCs w:val="18"/>
-                    </w:rPr>
-                    <w:t>varga.png</w:t>
-                  </w:r>
-                </w:p>
-                <w:p>
-                  <w:pPr>
-                    <w:spacing w:after="40" w:before="0"/>
-                    <w:jc w:val="center"/>
-                  </w:pPr>
-                  <w:r>
-                    <w:rPr>
-                      <w:rFonts w:ascii="Arial" w:cs="Arial" w:eastAsia="Arial" w:hAnsi="Arial"/>
-                      <w:b/>
-                      <w:bCs/>
-                      <w:i/>
-                      <w:iCs/>
-                      <w:color w:val="8A8F98"/>
-                      <w:sz w:val="18"/>
-                      <w:szCs w:val="18"/>
-                    </w:rPr>
-                    <w:t>square PNG, about 512 px</w:t>
-                  </w:r>
-                </w:p>
-                <w:p>
-                  <w:pPr>
-                    <w:spacing w:after="40" w:before="0"/>
-                    <w:jc w:val="center"/>
-                  </w:pPr>
-                  <w:r>
-                    <w:rPr>
-                      <w:rFonts w:ascii="Arial" w:cs="Arial" w:eastAsia="Arial" w:hAnsi="Arial"/>
-                      <w:b/>
-                      <w:bCs/>
-                      <w:i/>
-                      <w:iCs/>
-                      <w:color w:val="8A8F98"/>
-                      <w:sz w:val="18"/>
-                      <w:szCs w:val="18"/>
-                    </w:rPr>
-                    <w:t>head and shoulders</w:t>
+                    <w:drawing>
+                      <wp:inline xmlns:a="http://schemas.openxmlformats.org/drawingml/2006/main" xmlns:pic="http://schemas.openxmlformats.org/drawingml/2006/picture">
+                        <wp:extent cx="936000" cy="936000"/>
+                        <wp:docPr id="4" name="Picture 4"/>
+                        <wp:cNvGraphicFramePr>
+                          <a:graphicFrameLocks noChangeAspect="1"/>
+                        </wp:cNvGraphicFramePr>
+                        <a:graphic>
+                          <a:graphicData uri="http://schemas.openxmlformats.org/drawingml/2006/picture">
+                            <pic:pic>
+                              <pic:nvPicPr>
+                                <pic:cNvPr id="0" name="_varga-calm.png"/>
+                                <pic:cNvPicPr/>
+                              </pic:nvPicPr>
+                              <pic:blipFill>
+                                <a:blip r:embed="rId12"/>
+                                <a:stretch>
+                                  <a:fillRect/>
+                                </a:stretch>
+                              </pic:blipFill>
+                              <pic:spPr>
+                                <a:xfrm>
+                                  <a:off x="0" y="0"/>
+                                  <a:ext cx="936000" cy="936000"/>
+                                </a:xfrm>
+                                <a:prstGeom prst="rect"/>
+                              </pic:spPr>
+                            </pic:pic>
+                          </a:graphicData>
+                        </a:graphic>
+                      </wp:inline>
+                    </w:drawing>
                   </w:r>
                 </w:p>
               </w:tc>
@@ -4041,7 +3957,7 @@
                       <w:sz w:val="18"/>
                       <w:szCs w:val="18"/>
                     </w:rPr>
-                    <w:t>varga.png</w:t>
+                    <w:t>varga-calm.png</w:t>
                   </w:r>
                 </w:p>
               </w:tc>
@@ -4248,60 +4164,39 @@
                   </w:r>
                 </w:p>
                 <w:p>
-                  <w:pPr>
-                    <w:spacing w:after="40" w:before="0"/>
-                    <w:jc w:val="center"/>
-                  </w:pPr>
                   <w:r>
-                    <w:rPr>
-                      <w:rFonts w:ascii="Arial" w:cs="Arial" w:eastAsia="Arial" w:hAnsi="Arial"/>
-                      <w:b/>
-                      <w:bCs/>
-                      <w:i/>
-                      <w:iCs/>
-                      <w:color w:val="8A8F98"/>
-                      <w:sz w:val="18"/>
-                      <w:szCs w:val="18"/>
-                    </w:rPr>
-                    <w:t>nico.png</w:t>
-                  </w:r>
-                </w:p>
-                <w:p>
-                  <w:pPr>
-                    <w:spacing w:after="40" w:before="0"/>
-                    <w:jc w:val="center"/>
-                  </w:pPr>
-                  <w:r>
-                    <w:rPr>
-                      <w:rFonts w:ascii="Arial" w:cs="Arial" w:eastAsia="Arial" w:hAnsi="Arial"/>
-                      <w:b/>
-                      <w:bCs/>
-                      <w:i/>
-                      <w:iCs/>
-                      <w:color w:val="8A8F98"/>
-                      <w:sz w:val="18"/>
-                      <w:szCs w:val="18"/>
-                    </w:rPr>
-                    <w:t>square PNG, about 512 px</w:t>
-                  </w:r>
-                </w:p>
-                <w:p>
-                  <w:pPr>
-                    <w:spacing w:after="40" w:before="0"/>
-                    <w:jc w:val="center"/>
-                  </w:pPr>
-                  <w:r>
-                    <w:rPr>
-                      <w:rFonts w:ascii="Arial" w:cs="Arial" w:eastAsia="Arial" w:hAnsi="Arial"/>
-                      <w:b/>
-                      <w:bCs/>
-                      <w:i/>
-                      <w:iCs/>
-                      <w:color w:val="8A8F98"/>
-                      <w:sz w:val="18"/>
-                      <w:szCs w:val="18"/>
-                    </w:rPr>
-                    <w:t>head and shoulders</w:t>
+                    <w:drawing>
+                      <wp:inline xmlns:a="http://schemas.openxmlformats.org/drawingml/2006/main" xmlns:pic="http://schemas.openxmlformats.org/drawingml/2006/picture">
+                        <wp:extent cx="936000" cy="936000"/>
+                        <wp:docPr id="5" name="Picture 5"/>
+                        <wp:cNvGraphicFramePr>
+                          <a:graphicFrameLocks noChangeAspect="1"/>
+                        </wp:cNvGraphicFramePr>
+                        <a:graphic>
+                          <a:graphicData uri="http://schemas.openxmlformats.org/drawingml/2006/picture">
+                            <pic:pic>
+                              <pic:nvPicPr>
+                                <pic:cNvPr id="0" name="_nico-calm.png"/>
+                                <pic:cNvPicPr/>
+                              </pic:nvPicPr>
+                              <pic:blipFill>
+                                <a:blip r:embed="rId13"/>
+                                <a:stretch>
+                                  <a:fillRect/>
+                                </a:stretch>
+                              </pic:blipFill>
+                              <pic:spPr>
+                                <a:xfrm>
+                                  <a:off x="0" y="0"/>
+                                  <a:ext cx="936000" cy="936000"/>
+                                </a:xfrm>
+                                <a:prstGeom prst="rect"/>
+                              </pic:spPr>
+                            </pic:pic>
+                          </a:graphicData>
+                        </a:graphic>
+                      </wp:inline>
+                    </w:drawing>
                   </w:r>
                 </w:p>
               </w:tc>
@@ -4811,7 +4706,7 @@
                       <w:sz w:val="18"/>
                       <w:szCs w:val="18"/>
                     </w:rPr>
-                    <w:t>nico.png</w:t>
+                    <w:t>nico-calm.png</w:t>
                   </w:r>
                 </w:p>
               </w:tc>
@@ -19076,7 +18971,7 @@
                 <w:sz w:val="18"/>
                 <w:szCs w:val="18"/>
               </w:rPr>
-              <w:t>lucia.png</w:t>
+              <w:t>lucia-calm / -angry / -smile.png</w:t>
             </w:r>
           </w:p>
         </w:tc>
@@ -19108,7 +19003,7 @@
                 <w:sz w:val="17"/>
                 <w:szCs w:val="17"/>
               </w:rPr>
-              <w:t>LUCIA VALE - square PNG, about 512 px, head and shoulders, plain or see-through background</w:t>
+              <w:t>LUCIA VALE - drawn (pixel art, 48 x 48, docs/Characters.docx); a picture of your own replaces them</w:t>
             </w:r>
           </w:p>
         </w:tc>
@@ -19145,7 +19040,7 @@
                 <w:sz w:val="18"/>
                 <w:szCs w:val="18"/>
               </w:rPr>
-              <w:t>guard.png</w:t>
+              <w:t>guard-calm / -angry / -smile.png</w:t>
             </w:r>
           </w:p>
         </w:tc>
@@ -19177,7 +19072,7 @@
                 <w:sz w:val="17"/>
                 <w:szCs w:val="17"/>
               </w:rPr>
-              <w:t>OFFICER DUNN - square PNG, about 512 px, head and shoulders, plain or see-through background</w:t>
+              <w:t>OFFICER DUNN - drawn (pixel art, 48 x 48, docs/Characters.docx); a picture of your own replaces them</w:t>
             </w:r>
           </w:p>
         </w:tc>
@@ -19214,7 +19109,7 @@
                 <w:sz w:val="18"/>
                 <w:szCs w:val="18"/>
               </w:rPr>
-              <w:t>ivo.png</w:t>
+              <w:t>ivo-calm / -angry / -smile.png</w:t>
             </w:r>
           </w:p>
         </w:tc>
@@ -19246,7 +19141,7 @@
                 <w:sz w:val="17"/>
                 <w:szCs w:val="17"/>
               </w:rPr>
-              <w:t>IVO VARGA - square PNG, about 512 px, head and shoulders, plain or see-through background</w:t>
+              <w:t>IVO VARGA - drawn (pixel art, 48 x 48, docs/Characters.docx); a picture of your own replaces them</w:t>
             </w:r>
           </w:p>
         </w:tc>
@@ -19283,7 +19178,7 @@
                 <w:sz w:val="18"/>
                 <w:szCs w:val="18"/>
               </w:rPr>
-              <w:t>varga.png</w:t>
+              <w:t>varga-calm / -angry / -smile.png</w:t>
             </w:r>
           </w:p>
         </w:tc>
@@ -19315,7 +19210,7 @@
                 <w:sz w:val="17"/>
                 <w:szCs w:val="17"/>
               </w:rPr>
-              <w:t>VARGA MAN - square PNG, about 512 px, head and shoulders, plain or see-through background</w:t>
+              <w:t>VARGA MAN - drawn (pixel art, 48 x 48, docs/Characters.docx); a picture of your own replaces them</w:t>
             </w:r>
           </w:p>
         </w:tc>
@@ -19352,7 +19247,7 @@
                 <w:sz w:val="18"/>
                 <w:szCs w:val="18"/>
               </w:rPr>
-              <w:t>nico.png</w:t>
+              <w:t>nico-calm / -angry / -smile.png</w:t>
             </w:r>
           </w:p>
         </w:tc>
@@ -19384,7 +19279,7 @@
                 <w:sz w:val="17"/>
                 <w:szCs w:val="17"/>
               </w:rPr>
-              <w:t>NICO VARGA - square PNG, about 512 px, head and shoulders, plain or see-through background</w:t>
+              <w:t>NICO VARGA - drawn (pixel art, 48 x 48, docs/Characters.docx); a picture of your own replaces them</w:t>
             </w:r>
           </w:p>
         </w:tc>

--- a/docs/quests/Quest-05-Island-Visit.docx
+++ b/docs/quests/Quest-05-Island-Visit.docx
@@ -1171,7 +1171,7 @@
                   <w:r>
                     <w:drawing>
                       <wp:inline xmlns:a="http://schemas.openxmlformats.org/drawingml/2006/main" xmlns:pic="http://schemas.openxmlformats.org/drawingml/2006/picture">
-                        <wp:extent cx="936000" cy="936000"/>
+                        <wp:extent cx="648000" cy="1036800"/>
                         <wp:docPr id="1" name="Picture 1"/>
                         <wp:cNvGraphicFramePr>
                           <a:graphicFrameLocks noChangeAspect="1"/>
@@ -1192,7 +1192,7 @@
                               <pic:spPr>
                                 <a:xfrm>
                                   <a:off x="0" y="0"/>
-                                  <a:ext cx="936000" cy="936000"/>
+                                  <a:ext cx="648000" cy="1036800"/>
                                 </a:xfrm>
                                 <a:prstGeom prst="rect"/>
                               </pic:spPr>
@@ -1920,7 +1920,7 @@
                   <w:r>
                     <w:drawing>
                       <wp:inline xmlns:a="http://schemas.openxmlformats.org/drawingml/2006/main" xmlns:pic="http://schemas.openxmlformats.org/drawingml/2006/picture">
-                        <wp:extent cx="936000" cy="936000"/>
+                        <wp:extent cx="648000" cy="1036800"/>
                         <wp:docPr id="2" name="Picture 2"/>
                         <wp:cNvGraphicFramePr>
                           <a:graphicFrameLocks noChangeAspect="1"/>
@@ -1941,7 +1941,7 @@
                               <pic:spPr>
                                 <a:xfrm>
                                   <a:off x="0" y="0"/>
-                                  <a:ext cx="936000" cy="936000"/>
+                                  <a:ext cx="648000" cy="1036800"/>
                                 </a:xfrm>
                                 <a:prstGeom prst="rect"/>
                               </pic:spPr>
@@ -2669,7 +2669,7 @@
                   <w:r>
                     <w:drawing>
                       <wp:inline xmlns:a="http://schemas.openxmlformats.org/drawingml/2006/main" xmlns:pic="http://schemas.openxmlformats.org/drawingml/2006/picture">
-                        <wp:extent cx="936000" cy="936000"/>
+                        <wp:extent cx="648000" cy="1036800"/>
                         <wp:docPr id="3" name="Picture 3"/>
                         <wp:cNvGraphicFramePr>
                           <a:graphicFrameLocks noChangeAspect="1"/>
@@ -2690,7 +2690,7 @@
                               <pic:spPr>
                                 <a:xfrm>
                                   <a:off x="0" y="0"/>
-                                  <a:ext cx="936000" cy="936000"/>
+                                  <a:ext cx="648000" cy="1036800"/>
                                 </a:xfrm>
                                 <a:prstGeom prst="rect"/>
                               </pic:spPr>
@@ -3418,7 +3418,7 @@
                   <w:r>
                     <w:drawing>
                       <wp:inline xmlns:a="http://schemas.openxmlformats.org/drawingml/2006/main" xmlns:pic="http://schemas.openxmlformats.org/drawingml/2006/picture">
-                        <wp:extent cx="936000" cy="936000"/>
+                        <wp:extent cx="648000" cy="1036800"/>
                         <wp:docPr id="4" name="Picture 4"/>
                         <wp:cNvGraphicFramePr>
                           <a:graphicFrameLocks noChangeAspect="1"/>
@@ -3439,7 +3439,7 @@
                               <pic:spPr>
                                 <a:xfrm>
                                   <a:off x="0" y="0"/>
-                                  <a:ext cx="936000" cy="936000"/>
+                                  <a:ext cx="648000" cy="1036800"/>
                                 </a:xfrm>
                                 <a:prstGeom prst="rect"/>
                               </pic:spPr>
@@ -4167,7 +4167,7 @@
                   <w:r>
                     <w:drawing>
                       <wp:inline xmlns:a="http://schemas.openxmlformats.org/drawingml/2006/main" xmlns:pic="http://schemas.openxmlformats.org/drawingml/2006/picture">
-                        <wp:extent cx="936000" cy="936000"/>
+                        <wp:extent cx="648000" cy="1036800"/>
                         <wp:docPr id="5" name="Picture 5"/>
                         <wp:cNvGraphicFramePr>
                           <a:graphicFrameLocks noChangeAspect="1"/>
@@ -4188,7 +4188,7 @@
                               <pic:spPr>
                                 <a:xfrm>
                                   <a:off x="0" y="0"/>
-                                  <a:ext cx="936000" cy="936000"/>
+                                  <a:ext cx="648000" cy="1036800"/>
                                 </a:xfrm>
                                 <a:prstGeom prst="rect"/>
                               </pic:spPr>
@@ -19003,7 +19003,7 @@
                 <w:sz w:val="17"/>
                 <w:szCs w:val="17"/>
               </w:rPr>
-              <w:t>LUCIA VALE - drawn (pixel art, 48 x 48, docs/Characters.docx); a picture of your own replaces them</w:t>
+              <w:t>LUCIA VALE - drawn (pixel art, 40 x 64, docs/Characters.docx); a picture of your own replaces them</w:t>
             </w:r>
           </w:p>
         </w:tc>
@@ -19072,7 +19072,7 @@
                 <w:sz w:val="17"/>
                 <w:szCs w:val="17"/>
               </w:rPr>
-              <w:t>OFFICER DUNN - drawn (pixel art, 48 x 48, docs/Characters.docx); a picture of your own replaces them</w:t>
+              <w:t>OFFICER DUNN - drawn (pixel art, 40 x 64, docs/Characters.docx); a picture of your own replaces them</w:t>
             </w:r>
           </w:p>
         </w:tc>
@@ -19141,7 +19141,7 @@
                 <w:sz w:val="17"/>
                 <w:szCs w:val="17"/>
               </w:rPr>
-              <w:t>IVO VARGA - drawn (pixel art, 48 x 48, docs/Characters.docx); a picture of your own replaces them</w:t>
+              <w:t>IVO VARGA - drawn (pixel art, 40 x 64, docs/Characters.docx); a picture of your own replaces them</w:t>
             </w:r>
           </w:p>
         </w:tc>
@@ -19210,7 +19210,7 @@
                 <w:sz w:val="17"/>
                 <w:szCs w:val="17"/>
               </w:rPr>
-              <w:t>VARGA MAN - drawn (pixel art, 48 x 48, docs/Characters.docx); a picture of your own replaces them</w:t>
+              <w:t>VARGA MAN - drawn (pixel art, 40 x 64, docs/Characters.docx); a picture of your own replaces them</w:t>
             </w:r>
           </w:p>
         </w:tc>
@@ -19279,7 +19279,7 @@
                 <w:sz w:val="17"/>
                 <w:szCs w:val="17"/>
               </w:rPr>
-              <w:t>NICO VARGA - drawn (pixel art, 48 x 48, docs/Characters.docx); a picture of your own replaces them</w:t>
+              <w:t>NICO VARGA - drawn (pixel art, 40 x 64, docs/Characters.docx); a picture of your own replaces them</w:t>
             </w:r>
           </w:p>
         </w:tc>

--- a/docs/quests/Quest-05-Island-Visit.docx
+++ b/docs/quests/Quest-05-Island-Visit.docx
@@ -1171,7 +1171,7 @@
                   <w:r>
                     <w:drawing>
                       <wp:inline xmlns:a="http://schemas.openxmlformats.org/drawingml/2006/main" xmlns:pic="http://schemas.openxmlformats.org/drawingml/2006/picture">
-                        <wp:extent cx="648000" cy="1036800"/>
+                        <wp:extent cx="648000" cy="1012500"/>
                         <wp:docPr id="1" name="Picture 1"/>
                         <wp:cNvGraphicFramePr>
                           <a:graphicFrameLocks noChangeAspect="1"/>
@@ -1192,7 +1192,7 @@
                               <pic:spPr>
                                 <a:xfrm>
                                   <a:off x="0" y="0"/>
-                                  <a:ext cx="648000" cy="1036800"/>
+                                  <a:ext cx="648000" cy="1012500"/>
                                 </a:xfrm>
                                 <a:prstGeom prst="rect"/>
                               </pic:spPr>
@@ -1920,7 +1920,7 @@
                   <w:r>
                     <w:drawing>
                       <wp:inline xmlns:a="http://schemas.openxmlformats.org/drawingml/2006/main" xmlns:pic="http://schemas.openxmlformats.org/drawingml/2006/picture">
-                        <wp:extent cx="648000" cy="1036800"/>
+                        <wp:extent cx="648000" cy="1012500"/>
                         <wp:docPr id="2" name="Picture 2"/>
                         <wp:cNvGraphicFramePr>
                           <a:graphicFrameLocks noChangeAspect="1"/>
@@ -1941,7 +1941,7 @@
                               <pic:spPr>
                                 <a:xfrm>
                                   <a:off x="0" y="0"/>
-                                  <a:ext cx="648000" cy="1036800"/>
+                                  <a:ext cx="648000" cy="1012500"/>
                                 </a:xfrm>
                                 <a:prstGeom prst="rect"/>
                               </pic:spPr>
@@ -2669,7 +2669,7 @@
                   <w:r>
                     <w:drawing>
                       <wp:inline xmlns:a="http://schemas.openxmlformats.org/drawingml/2006/main" xmlns:pic="http://schemas.openxmlformats.org/drawingml/2006/picture">
-                        <wp:extent cx="648000" cy="1036800"/>
+                        <wp:extent cx="648000" cy="1012500"/>
                         <wp:docPr id="3" name="Picture 3"/>
                         <wp:cNvGraphicFramePr>
                           <a:graphicFrameLocks noChangeAspect="1"/>
@@ -2690,7 +2690,7 @@
                               <pic:spPr>
                                 <a:xfrm>
                                   <a:off x="0" y="0"/>
-                                  <a:ext cx="648000" cy="1036800"/>
+                                  <a:ext cx="648000" cy="1012500"/>
                                 </a:xfrm>
                                 <a:prstGeom prst="rect"/>
                               </pic:spPr>
@@ -3418,7 +3418,7 @@
                   <w:r>
                     <w:drawing>
                       <wp:inline xmlns:a="http://schemas.openxmlformats.org/drawingml/2006/main" xmlns:pic="http://schemas.openxmlformats.org/drawingml/2006/picture">
-                        <wp:extent cx="648000" cy="1036800"/>
+                        <wp:extent cx="648000" cy="1012500"/>
                         <wp:docPr id="4" name="Picture 4"/>
                         <wp:cNvGraphicFramePr>
                           <a:graphicFrameLocks noChangeAspect="1"/>
@@ -3439,7 +3439,7 @@
                               <pic:spPr>
                                 <a:xfrm>
                                   <a:off x="0" y="0"/>
-                                  <a:ext cx="648000" cy="1036800"/>
+                                  <a:ext cx="648000" cy="1012500"/>
                                 </a:xfrm>
                                 <a:prstGeom prst="rect"/>
                               </pic:spPr>
@@ -4167,7 +4167,7 @@
                   <w:r>
                     <w:drawing>
                       <wp:inline xmlns:a="http://schemas.openxmlformats.org/drawingml/2006/main" xmlns:pic="http://schemas.openxmlformats.org/drawingml/2006/picture">
-                        <wp:extent cx="648000" cy="1036800"/>
+                        <wp:extent cx="648000" cy="1012500"/>
                         <wp:docPr id="5" name="Picture 5"/>
                         <wp:cNvGraphicFramePr>
                           <a:graphicFrameLocks noChangeAspect="1"/>
@@ -4188,7 +4188,7 @@
                               <pic:spPr>
                                 <a:xfrm>
                                   <a:off x="0" y="0"/>
-                                  <a:ext cx="648000" cy="1036800"/>
+                                  <a:ext cx="648000" cy="1012500"/>
                                 </a:xfrm>
                                 <a:prstGeom prst="rect"/>
                               </pic:spPr>
@@ -19003,7 +19003,7 @@
                 <w:sz w:val="17"/>
                 <w:szCs w:val="17"/>
               </w:rPr>
-              <w:t>LUCIA VALE - drawn (pixel art, 40 x 64, docs/Characters.docx); a picture of your own replaces them</w:t>
+              <w:t>LUCIA VALE - drawn (pixel art, 48 x 75, docs/Characters.docx); a picture of your own replaces them</w:t>
             </w:r>
           </w:p>
         </w:tc>
@@ -19072,7 +19072,7 @@
                 <w:sz w:val="17"/>
                 <w:szCs w:val="17"/>
               </w:rPr>
-              <w:t>OFFICER DUNN - drawn (pixel art, 40 x 64, docs/Characters.docx); a picture of your own replaces them</w:t>
+              <w:t>OFFICER DUNN - drawn (pixel art, 48 x 75, docs/Characters.docx); a picture of your own replaces them</w:t>
             </w:r>
           </w:p>
         </w:tc>
@@ -19141,7 +19141,7 @@
                 <w:sz w:val="17"/>
                 <w:szCs w:val="17"/>
               </w:rPr>
-              <w:t>IVO VARGA - drawn (pixel art, 40 x 64, docs/Characters.docx); a picture of your own replaces them</w:t>
+              <w:t>IVO VARGA - drawn (pixel art, 48 x 75, docs/Characters.docx); a picture of your own replaces them</w:t>
             </w:r>
           </w:p>
         </w:tc>
@@ -19210,7 +19210,7 @@
                 <w:sz w:val="17"/>
                 <w:szCs w:val="17"/>
               </w:rPr>
-              <w:t>VARGA MAN - drawn (pixel art, 40 x 64, docs/Characters.docx); a picture of your own replaces them</w:t>
+              <w:t>VARGA MAN - drawn (pixel art, 48 x 75, docs/Characters.docx); a picture of your own replaces them</w:t>
             </w:r>
           </w:p>
         </w:tc>
@@ -19279,7 +19279,7 @@
                 <w:sz w:val="17"/>
                 <w:szCs w:val="17"/>
               </w:rPr>
-              <w:t>NICO VARGA - drawn (pixel art, 40 x 64, docs/Characters.docx); a picture of your own replaces them</w:t>
+              <w:t>NICO VARGA - drawn (pixel art, 48 x 75, docs/Characters.docx); a picture of your own replaces them</w:t>
             </w:r>
           </w:p>
         </w:tc>

--- a/docs/quests/Quest-05-Island-Visit.docx
+++ b/docs/quests/Quest-05-Island-Visit.docx
@@ -1171,7 +1171,7 @@
                   <w:r>
                     <w:drawing>
                       <wp:inline xmlns:a="http://schemas.openxmlformats.org/drawingml/2006/main" xmlns:pic="http://schemas.openxmlformats.org/drawingml/2006/picture">
-                        <wp:extent cx="936000" cy="936000"/>
+                        <wp:extent cx="648000" cy="1012500"/>
                         <wp:docPr id="1" name="Picture 1"/>
                         <wp:cNvGraphicFramePr>
                           <a:graphicFrameLocks noChangeAspect="1"/>
@@ -1192,7 +1192,7 @@
                               <pic:spPr>
                                 <a:xfrm>
                                   <a:off x="0" y="0"/>
-                                  <a:ext cx="936000" cy="936000"/>
+                                  <a:ext cx="648000" cy="1012500"/>
                                 </a:xfrm>
                                 <a:prstGeom prst="rect"/>
                               </pic:spPr>
@@ -1920,7 +1920,7 @@
                   <w:r>
                     <w:drawing>
                       <wp:inline xmlns:a="http://schemas.openxmlformats.org/drawingml/2006/main" xmlns:pic="http://schemas.openxmlformats.org/drawingml/2006/picture">
-                        <wp:extent cx="936000" cy="936000"/>
+                        <wp:extent cx="648000" cy="1012500"/>
                         <wp:docPr id="2" name="Picture 2"/>
                         <wp:cNvGraphicFramePr>
                           <a:graphicFrameLocks noChangeAspect="1"/>
@@ -1941,7 +1941,7 @@
                               <pic:spPr>
                                 <a:xfrm>
                                   <a:off x="0" y="0"/>
-                                  <a:ext cx="936000" cy="936000"/>
+                                  <a:ext cx="648000" cy="1012500"/>
                                 </a:xfrm>
                                 <a:prstGeom prst="rect"/>
                               </pic:spPr>
@@ -2669,7 +2669,7 @@
                   <w:r>
                     <w:drawing>
                       <wp:inline xmlns:a="http://schemas.openxmlformats.org/drawingml/2006/main" xmlns:pic="http://schemas.openxmlformats.org/drawingml/2006/picture">
-                        <wp:extent cx="936000" cy="936000"/>
+                        <wp:extent cx="648000" cy="1012500"/>
                         <wp:docPr id="3" name="Picture 3"/>
                         <wp:cNvGraphicFramePr>
                           <a:graphicFrameLocks noChangeAspect="1"/>
@@ -2690,7 +2690,7 @@
                               <pic:spPr>
                                 <a:xfrm>
                                   <a:off x="0" y="0"/>
-                                  <a:ext cx="936000" cy="936000"/>
+                                  <a:ext cx="648000" cy="1012500"/>
                                 </a:xfrm>
                                 <a:prstGeom prst="rect"/>
                               </pic:spPr>
@@ -3418,7 +3418,7 @@
                   <w:r>
                     <w:drawing>
                       <wp:inline xmlns:a="http://schemas.openxmlformats.org/drawingml/2006/main" xmlns:pic="http://schemas.openxmlformats.org/drawingml/2006/picture">
-                        <wp:extent cx="936000" cy="936000"/>
+                        <wp:extent cx="648000" cy="1012500"/>
                         <wp:docPr id="4" name="Picture 4"/>
                         <wp:cNvGraphicFramePr>
                           <a:graphicFrameLocks noChangeAspect="1"/>
@@ -3439,7 +3439,7 @@
                               <pic:spPr>
                                 <a:xfrm>
                                   <a:off x="0" y="0"/>
-                                  <a:ext cx="936000" cy="936000"/>
+                                  <a:ext cx="648000" cy="1012500"/>
                                 </a:xfrm>
                                 <a:prstGeom prst="rect"/>
                               </pic:spPr>
@@ -4167,7 +4167,7 @@
                   <w:r>
                     <w:drawing>
                       <wp:inline xmlns:a="http://schemas.openxmlformats.org/drawingml/2006/main" xmlns:pic="http://schemas.openxmlformats.org/drawingml/2006/picture">
-                        <wp:extent cx="936000" cy="936000"/>
+                        <wp:extent cx="648000" cy="1012500"/>
                         <wp:docPr id="5" name="Picture 5"/>
                         <wp:cNvGraphicFramePr>
                           <a:graphicFrameLocks noChangeAspect="1"/>
@@ -4188,7 +4188,7 @@
                               <pic:spPr>
                                 <a:xfrm>
                                   <a:off x="0" y="0"/>
-                                  <a:ext cx="936000" cy="936000"/>
+                                  <a:ext cx="648000" cy="1012500"/>
                                 </a:xfrm>
                                 <a:prstGeom prst="rect"/>
                               </pic:spPr>
@@ -19003,7 +19003,7 @@
                 <w:sz w:val="17"/>
                 <w:szCs w:val="17"/>
               </w:rPr>
-              <w:t>LUCIA VALE - drawn (pixel art, 48 x 48, docs/Characters.docx); a picture of your own replaces them</w:t>
+              <w:t>LUCIA VALE - drawn (pixel art, 48 x 75, docs/Characters.docx); a picture of your own replaces them</w:t>
             </w:r>
           </w:p>
         </w:tc>
@@ -19072,7 +19072,7 @@
                 <w:sz w:val="17"/>
                 <w:szCs w:val="17"/>
               </w:rPr>
-              <w:t>OFFICER DUNN - drawn (pixel art, 48 x 48, docs/Characters.docx); a picture of your own replaces them</w:t>
+              <w:t>OFFICER DUNN - drawn (pixel art, 48 x 75, docs/Characters.docx); a picture of your own replaces them</w:t>
             </w:r>
           </w:p>
         </w:tc>
@@ -19141,7 +19141,7 @@
                 <w:sz w:val="17"/>
                 <w:szCs w:val="17"/>
               </w:rPr>
-              <w:t>IVO VARGA - drawn (pixel art, 48 x 48, docs/Characters.docx); a picture of your own replaces them</w:t>
+              <w:t>IVO VARGA - drawn (pixel art, 48 x 75, docs/Characters.docx); a picture of your own replaces them</w:t>
             </w:r>
           </w:p>
         </w:tc>
@@ -19210,7 +19210,7 @@
                 <w:sz w:val="17"/>
                 <w:szCs w:val="17"/>
               </w:rPr>
-              <w:t>VARGA MAN - drawn (pixel art, 48 x 48, docs/Characters.docx); a picture of your own replaces them</w:t>
+              <w:t>VARGA MAN - drawn (pixel art, 48 x 75, docs/Characters.docx); a picture of your own replaces them</w:t>
             </w:r>
           </w:p>
         </w:tc>
@@ -19279,7 +19279,7 @@
                 <w:sz w:val="17"/>
                 <w:szCs w:val="17"/>
               </w:rPr>
-              <w:t>NICO VARGA - drawn (pixel art, 48 x 48, docs/Characters.docx); a picture of your own replaces them</w:t>
+              <w:t>NICO VARGA - drawn (pixel art, 48 x 75, docs/Characters.docx); a picture of your own replaces them</w:t>
             </w:r>
           </w:p>
         </w:tc>
